--- a/deliverables/technical_description/오이소창원_AI_Agent_기술설명서_20261004.docx
+++ b/deliverables/technical_description/오이소창원_AI_Agent_기술설명서_20261004.docx
@@ -2,6 +2,51 @@
 <file path=word/document.xml><?xml version="1.0" encoding="utf-8"?>
 <w:document xmlns:wpc="http://schemas.microsoft.com/office/word/2010/wordprocessingCanvas" xmlns:mc="http://schemas.openxmlformats.org/markup-compatibility/2006" xmlns:o="urn:schemas-microsoft-com:office:office" xmlns:r="http://schemas.openxmlformats.org/officeDocument/2006/relationships" xmlns:m="http://schemas.openxmlformats.org/officeDocument/2006/math" xmlns:v="urn:schemas-microsoft-com:vml" xmlns:wp14="http://schemas.microsoft.com/office/word/2010/wordprocessingDrawing" xmlns:wp="http://schemas.openxmlformats.org/drawingml/2006/wordprocessingDrawing" xmlns:w10="urn:schemas-microsoft-com:office:word" xmlns:w="http://schemas.openxmlformats.org/wordprocessingml/2006/main" xmlns:w14="http://schemas.microsoft.com/office/word/2010/wordml" xmlns:w15="http://schemas.microsoft.com/office/word/2012/wordml" xmlns:wpg="http://schemas.microsoft.com/office/word/2010/wordprocessingGroup" xmlns:wpi="http://schemas.microsoft.com/office/word/2010/wordprocessingInk" xmlns:wne="http://schemas.microsoft.com/office/word/2006/wordml" xmlns:wps="http://schemas.microsoft.com/office/word/2010/wordprocessingShape" xmlns:cx="http://schemas.microsoft.com/office/drawing/2014/chartex" xmlns:cx1="http://schemas.microsoft.com/office/drawing/2015/9/8/chartex" xmlns:cx2="http://schemas.microsoft.com/office/drawing/2015/10/21/chartex" xmlns:cx3="http://schemas.microsoft.com/office/drawing/2016/5/9/chartex" xmlns:cx4="http://schemas.microsoft.com/office/drawing/2016/5/10/chartex" xmlns:cx5="http://schemas.microsoft.com/office/drawing/2016/5/11/chartex" xmlns:cx6="http://schemas.microsoft.com/office/drawing/2016/5/12/chartex" xmlns:cx7="http://schemas.microsoft.com/office/drawing/2016/5/13/chartex" xmlns:cx8="http://schemas.microsoft.com/office/drawing/2016/5/14/chartex" xmlns:aink="http://schemas.microsoft.com/office/drawing/2016/ink" xmlns:am3d="http://schemas.microsoft.com/office/drawing/2017/model3d" xmlns:w16cex="http://schemas.microsoft.com/office/word/2018/wordml/cex" xmlns:w16cid="http://schemas.microsoft.com/office/word/2016/wordml/cid" xmlns:w16="http://schemas.microsoft.com/office/word/2018/wordml" xmlns:w16sdtdh="http://schemas.microsoft.com/office/word/2020/wordml/sdtdatahash" xmlns:w16se="http://schemas.microsoft.com/office/word/2015/wordml/symex" mc:Ignorable="w14 w15 wp14">
   <w:body>
+    <w:p>
+      <w:pPr>
+        <w:spacing w:after="80"/>
+      </w:pPr>
+      <w:r>
+        <w:drawing>
+          <wp:inline distT="0" distB="0" distL="0" distR="0">
+            <wp:extent cx="1428750" cy="361950"/>
+            <wp:effectExtent t="0" r="0" b="0" l="0"/>
+            <wp:docPr id="1" name="" descr="" title=""/>
+            <wp:cNvGraphicFramePr>
+              <a:graphicFrameLocks xmlns:a="http://schemas.openxmlformats.org/drawingml/2006/main" noChangeAspect="1"/>
+            </wp:cNvGraphicFramePr>
+            <a:graphic xmlns:a="http://schemas.openxmlformats.org/drawingml/2006/main">
+              <a:graphicData uri="http://schemas.openxmlformats.org/drawingml/2006/picture">
+                <pic:pic xmlns:pic="http://schemas.openxmlformats.org/drawingml/2006/picture">
+                  <pic:nvPicPr>
+                    <pic:cNvPr id="0" name="" descr=""/>
+                    <pic:cNvPicPr>
+                      <a:picLocks noChangeAspect="1" noChangeArrowheads="1"/>
+                    </pic:cNvPicPr>
+                  </pic:nvPicPr>
+                  <pic:blipFill>
+                    <a:blip r:embed="rId8" cstate="none"/>
+                    <a:srcRect/>
+                    <a:stretch>
+                      <a:fillRect/>
+                    </a:stretch>
+                  </pic:blipFill>
+                  <pic:spPr bwMode="auto">
+                    <a:xfrm>
+                      <a:off x="0" y="0"/>
+                      <a:ext cx="1428750" cy="361950"/>
+                    </a:xfrm>
+                    <a:prstGeom prst="rect">
+                      <a:avLst/>
+                    </a:prstGeom>
+                  </pic:spPr>
+                </pic:pic>
+              </a:graphicData>
+            </a:graphic>
+          </wp:inline>
+        </w:drawing>
+      </w:r>
+    </w:p>
     <w:p>
       <w:pPr>
         <w:pStyle w:val="Title"/>
@@ -48,7 +93,7 @@
                     </pic:cNvPicPr>
                   </pic:nvPicPr>
                   <pic:blipFill>
-                    <a:blip r:embed="rId8" cstate="none"/>
+                    <a:blip r:embed="rId9" cstate="none"/>
                     <a:srcRect/>
                     <a:stretch>
                       <a:fillRect/>
@@ -696,7 +741,7 @@
                 <w:sz w:val="17"/>
                 <w:szCs w:val="17"/>
               </w:rPr>
-              <w:t xml:space="preserve">Memory: 닉네임 기준 할 일 체크·메모·저장 시각을 SQLite에 저장·복원, 같은 닉네임으로 다시 열면 남은 할 일부터 이어서 계획 / Feedback: AI 답의 연락처·링크를 검증 DB와 대조해 틀리면 다시 작성, 그래도 실패하면 규칙 기반 안내로 대체, 실행 기록(목표 인식→도구 호출→검증)을 화면에 표시</w:t>
+              <w:t xml:space="preserve">Memory: 닉네임 기준 할 일 체크·메모·저장 시각을 SQLite에 저장·복원, 같은 닉네임으로 다시 열면 남은 할 일부터 이어서 계획 / Feedback: AI 답의 연락처·링크를 검증 DB와 대조해 틀리면 다시 작성, 그래도 실패하면 규칙 기반 안내로 대체, 실행 기록을 화면에 표시</w:t>
             </w:r>
           </w:p>
         </w:tc>
@@ -894,7 +939,7 @@
                 <w:sz w:val="17"/>
                 <w:szCs w:val="17"/>
               </w:rPr>
-              <w:t xml:space="preserve">기존자산: 서비스 아이디어·참가 신청서(9/28), 공개 자료(창원시 정책·공공 통계·국립국어원 우리말샘), 오픈소스(Python·Streamlit·python-dateutil·OpenAI SDK·SQLite) / 8일 신규개발(9/29~): 기획안, 데이터 수집·출처 검증 JSON, 앱 전체 코드(app.py·src 모듈 12개), 정책 판정 엔진, Agent 도구 루프·답변 검증, 정착 일정·저장, 캘린더·리포트·이메일 알림, 화면, 자동 테스트 127개, 설문 시스템</w:t>
+              <w:t xml:space="preserve">기존자산: 서비스 아이디어·참가 신청서(9/28), 공개 자료(창원시 정책·공공 통계·국립국어원 우리말샘), 오픈소스(Python·Streamlit·python-dateutil·OpenAI SDK·SQLite) / 8일 신규개발(9/29~): 기획안, 데이터 수집·출처 검증 JSON, 앱 전체 코드(app.py·src 모듈 12개), 정책 판정 엔진, Agent 도구 루프·답변 검증, 정착 일정·저장, 캘린더·리포트·이메일 알림, 화면, 자동 테스트 127개</w:t>
             </w:r>
           </w:p>
         </w:tc>
@@ -960,7 +1005,7 @@
                 <w:sz w:val="17"/>
                 <w:szCs w:val="17"/>
               </w:rPr>
-              <w:t xml:space="preserve">TC1 조건 입력→혜택 4·13·0·7건→할 일 저장·복원 통과 / TC2 “받을 수 있는 지원” 도구 호출·검증·공식 링크 통과 / TC3 버스 야경 추천: 검증 장소만, 차량 권장 분리 통과 / TC4 가로등→[높음] 1899-1111, 화재→AI 없이 112·119 통과 / TC5 지역말 문헌 뜻·사전 밖 “별도 확인” 통과 (TC6 범위 밖 질문 거절 포함 PC·모바일 12회 통과, 자동 테스트 127개, 팀 자체 테스트 32번·82건 중 80건 반영, 실사용자 4명 만족도 4.75/5)</w:t>
+              <w:t xml:space="preserve">TC1 조건 입력→혜택 4·13·0·7건→할 일 저장·복원 통과 / TC2 “받을 수 있는 지원” 도구 호출·검증·공식 링크 통과 / TC3 버스 야경 추천: 검증 장소만, 차량 권장 분리 통과 / TC4 가로등→[높음] 1899-1111, 화재→AI 없이 112·119 통과 / TC5 지역말 문헌 뜻·사전 밖 “별도 확인” 통과 (TC6 범위 밖 질문 거절 포함 PC·모바일 12회 통과, 자동 테스트 127개, 팀 자체 테스트 32번·83건 중 83건 반영, 실사용자 4명 만족도 4.75/5)</w:t>
             </w:r>
           </w:p>
         </w:tc>
@@ -1102,7 +1147,7 @@
               </w:rPr>
               <w:t xml:space="preserve">저장소 </w:t>
             </w:r>
-            <w:hyperlink w:history="1" r:id="rIdpkkm85busjicyzvb6z_a9">
+            <w:hyperlink w:history="1" r:id="rId5njpt9tcyxirdbfz0xdas">
               <w:r>
                 <w:rPr>
                   <w:rStyle w:val="Hyperlink"/>
@@ -1121,7 +1166,7 @@
               </w:rPr>
               <w:t xml:space="preserve"> (main, 공개) · 실행 streamlit run app.py · 배포 앱 </w:t>
             </w:r>
-            <w:hyperlink w:history="1" r:id="rIdu2krnzzjskwvdp3coca38">
+            <w:hyperlink w:history="1" r:id="rIdjknt4lysbvv5dydsh8v2p">
               <w:r>
                 <w:rPr>
                   <w:rStyle w:val="Hyperlink"/>
@@ -1204,7 +1249,7 @@
                 <w:sz w:val="17"/>
                 <w:szCs w:val="17"/>
               </w:rPr>
-              <w:t xml:space="preserve">정책: 창원시 인구정책·청년정책 누리집, 창원청년정보플랫폼, 「혜택만 콕! 2026」, 경남바로서비스 등 / 생활 정보: 한국관광공사 대한민국 구석구석, 창원시·창원시설공단 누리집 / 지역말: 국립국어원 우리말샘(CC BY-SA 2.0 KR), 경남방언사전, 디지털창원문화대전 / 접수 창구: 창원시 누리집, 국민신문고, 보건복지부 109, 경남 청년마음단디센터 (항목마다 공식 링크·확인일을 data/ JSON에 기록) / AI 개발 도구: Claude·GPT(코드·문서 보조, 팀 검수) — 세부는 「출처·AI 활용 신고서」</w:t>
+              <w:t xml:space="preserve">정책: 창원시 인구정책·청년정책 누리집, 창원청년정보플랫폼, 「혜택만 콕! 2026」, 경남바로서비스 등 / 생활 정보: 한국관광공사 대한민국 구석구석, 창원시·창원시설공단 누리집 / 지역말: 국립국어원 우리말샘(CC BY-SA 2.0 KR), 경남방언사전, 디지털창원문화대전 / 접수 창구: 창원시 누리집, 국민신문고, 보건복지부 109, 경남 청년마음단디센터 (항목별 공식 링크·확인일 기록) / 개발 보조 AI: Claude·GPT — 세부는 「출처·AI 활용 신고서」</w:t>
             </w:r>
           </w:p>
         </w:tc>

--- a/deliverables/technical_description/오이소창원_AI_Agent_기술설명서_20261004.docx
+++ b/deliverables/technical_description/오이소창원_AI_Agent_기술설명서_20261004.docx
@@ -1147,7 +1147,7 @@
               </w:rPr>
               <w:t xml:space="preserve">저장소 </w:t>
             </w:r>
-            <w:hyperlink w:history="1" r:id="rId5njpt9tcyxirdbfz0xdas">
+            <w:hyperlink w:history="1" r:id="rIdwwm5jxopg4591jplj1szz">
               <w:r>
                 <w:rPr>
                   <w:rStyle w:val="Hyperlink"/>
@@ -1166,7 +1166,7 @@
               </w:rPr>
               <w:t xml:space="preserve"> (main, 공개) · 실행 streamlit run app.py · 배포 앱 </w:t>
             </w:r>
-            <w:hyperlink w:history="1" r:id="rIdjknt4lysbvv5dydsh8v2p">
+            <w:hyperlink w:history="1" r:id="rIdfrr8gwllj4en2zdppvh0o">
               <w:r>
                 <w:rPr>
                   <w:rStyle w:val="Hyperlink"/>

--- a/deliverables/technical_description/오이소창원_AI_Agent_기술설명서_20261004.docx
+++ b/deliverables/technical_description/오이소창원_AI_Agent_기술설명서_20261004.docx
@@ -1147,7 +1147,7 @@
               </w:rPr>
               <w:t xml:space="preserve">저장소 </w:t>
             </w:r>
-            <w:hyperlink w:history="1" r:id="rIdwwm5jxopg4591jplj1szz">
+            <w:hyperlink w:history="1" r:id="rIdzzdhhprckpmg5r4f-zzxk">
               <w:r>
                 <w:rPr>
                   <w:rStyle w:val="Hyperlink"/>
@@ -1166,7 +1166,7 @@
               </w:rPr>
               <w:t xml:space="preserve"> (main, 공개) · 실행 streamlit run app.py · 배포 앱 </w:t>
             </w:r>
-            <w:hyperlink w:history="1" r:id="rIdfrr8gwllj4en2zdppvh0o">
+            <w:hyperlink w:history="1" r:id="rIdczuwtli1zabifjk5503lf">
               <w:r>
                 <w:rPr>
                   <w:rStyle w:val="Hyperlink"/>

--- a/deliverables/technical_description/오이소창원_AI_Agent_기술설명서_20261004.docx
+++ b/deliverables/technical_description/오이소창원_AI_Agent_기술설명서_20261004.docx
@@ -1147,7 +1147,7 @@
               </w:rPr>
               <w:t xml:space="preserve">저장소 </w:t>
             </w:r>
-            <w:hyperlink w:history="1" r:id="rIdzzdhhprckpmg5r4f-zzxk">
+            <w:hyperlink w:history="1" r:id="rId8mtds8a84b9w2d3vniejb">
               <w:r>
                 <w:rPr>
                   <w:rStyle w:val="Hyperlink"/>
@@ -1166,7 +1166,7 @@
               </w:rPr>
               <w:t xml:space="preserve"> (main, 공개) · 실행 streamlit run app.py · 배포 앱 </w:t>
             </w:r>
-            <w:hyperlink w:history="1" r:id="rIdczuwtli1zabifjk5503lf">
+            <w:hyperlink w:history="1" r:id="rIdhco6v4_3gow3bgjddrf8q">
               <w:r>
                 <w:rPr>
                   <w:rStyle w:val="Hyperlink"/>

--- a/deliverables/technical_description/오이소창원_AI_Agent_기술설명서_20261004.docx
+++ b/deliverables/technical_description/오이소창원_AI_Agent_기술설명서_20261004.docx
@@ -141,8 +141,8 @@
         </w:tblBorders>
       </w:tblPr>
       <w:tblGrid>
-        <w:gridCol w:w="3265"/>
-        <w:gridCol w:w="6939"/>
+        <w:gridCol w:w="3239"/>
+        <w:gridCol w:w="6965"/>
       </w:tblGrid>
       <w:tr>
         <w:trPr>
@@ -151,7 +151,7 @@
         </w:trPr>
         <w:tc>
           <w:tcPr>
-            <w:tcW w:type="dxa" w:w="3265"/>
+            <w:tcW w:type="dxa" w:w="3239"/>
             <w:tcBorders>
               <w:top w:val="single" w:color="C9D3DF" w:sz="4"/>
               <w:left w:val="single" w:color="C9D3DF" w:sz="4"/>
@@ -185,7 +185,7 @@
         </w:tc>
         <w:tc>
           <w:tcPr>
-            <w:tcW w:type="dxa" w:w="6939"/>
+            <w:tcW w:type="dxa" w:w="6965"/>
             <w:tcBorders>
               <w:top w:val="single" w:color="C9D3DF" w:sz="4"/>
               <w:left w:val="single" w:color="C9D3DF" w:sz="4"/>
@@ -225,7 +225,7 @@
         </w:trPr>
         <w:tc>
           <w:tcPr>
-            <w:tcW w:type="dxa" w:w="3265"/>
+            <w:tcW w:type="dxa" w:w="3239"/>
             <w:tcBorders>
               <w:top w:val="single" w:color="C9D3DF" w:sz="4"/>
               <w:left w:val="single" w:color="C9D3DF" w:sz="4"/>
@@ -255,7 +255,7 @@
         </w:tc>
         <w:tc>
           <w:tcPr>
-            <w:tcW w:type="dxa" w:w="6939"/>
+            <w:tcW w:type="dxa" w:w="6965"/>
             <w:tcBorders>
               <w:top w:val="single" w:color="C9D3DF" w:sz="4"/>
               <w:left w:val="single" w:color="C9D3DF" w:sz="4"/>
@@ -291,7 +291,7 @@
         </w:trPr>
         <w:tc>
           <w:tcPr>
-            <w:tcW w:type="dxa" w:w="3265"/>
+            <w:tcW w:type="dxa" w:w="3239"/>
             <w:tcBorders>
               <w:top w:val="single" w:color="C9D3DF" w:sz="4"/>
               <w:left w:val="single" w:color="C9D3DF" w:sz="4"/>
@@ -321,7 +321,7 @@
         </w:tc>
         <w:tc>
           <w:tcPr>
-            <w:tcW w:type="dxa" w:w="6939"/>
+            <w:tcW w:type="dxa" w:w="6965"/>
             <w:tcBorders>
               <w:top w:val="single" w:color="C9D3DF" w:sz="4"/>
               <w:left w:val="single" w:color="C9D3DF" w:sz="4"/>
@@ -357,7 +357,7 @@
         </w:trPr>
         <w:tc>
           <w:tcPr>
-            <w:tcW w:type="dxa" w:w="3265"/>
+            <w:tcW w:type="dxa" w:w="3239"/>
             <w:tcBorders>
               <w:top w:val="single" w:color="C9D3DF" w:sz="4"/>
               <w:left w:val="single" w:color="C9D3DF" w:sz="4"/>
@@ -387,7 +387,7 @@
         </w:tc>
         <w:tc>
           <w:tcPr>
-            <w:tcW w:type="dxa" w:w="6939"/>
+            <w:tcW w:type="dxa" w:w="6965"/>
             <w:tcBorders>
               <w:top w:val="single" w:color="C9D3DF" w:sz="4"/>
               <w:left w:val="single" w:color="C9D3DF" w:sz="4"/>
@@ -423,7 +423,7 @@
         </w:trPr>
         <w:tc>
           <w:tcPr>
-            <w:tcW w:type="dxa" w:w="3265"/>
+            <w:tcW w:type="dxa" w:w="3239"/>
             <w:tcBorders>
               <w:top w:val="single" w:color="C9D3DF" w:sz="4"/>
               <w:left w:val="single" w:color="C9D3DF" w:sz="4"/>
@@ -453,7 +453,7 @@
         </w:tc>
         <w:tc>
           <w:tcPr>
-            <w:tcW w:type="dxa" w:w="6939"/>
+            <w:tcW w:type="dxa" w:w="6965"/>
             <w:tcBorders>
               <w:top w:val="single" w:color="C9D3DF" w:sz="4"/>
               <w:left w:val="single" w:color="C9D3DF" w:sz="4"/>
@@ -489,7 +489,7 @@
         </w:trPr>
         <w:tc>
           <w:tcPr>
-            <w:tcW w:type="dxa" w:w="3265"/>
+            <w:tcW w:type="dxa" w:w="3239"/>
             <w:tcBorders>
               <w:top w:val="single" w:color="C9D3DF" w:sz="4"/>
               <w:left w:val="single" w:color="C9D3DF" w:sz="4"/>
@@ -519,7 +519,7 @@
         </w:tc>
         <w:tc>
           <w:tcPr>
-            <w:tcW w:type="dxa" w:w="6939"/>
+            <w:tcW w:type="dxa" w:w="6965"/>
             <w:tcBorders>
               <w:top w:val="single" w:color="C9D3DF" w:sz="4"/>
               <w:left w:val="single" w:color="C9D3DF" w:sz="4"/>
@@ -555,7 +555,7 @@
         </w:trPr>
         <w:tc>
           <w:tcPr>
-            <w:tcW w:type="dxa" w:w="3265"/>
+            <w:tcW w:type="dxa" w:w="3239"/>
             <w:tcBorders>
               <w:top w:val="single" w:color="C9D3DF" w:sz="4"/>
               <w:left w:val="single" w:color="C9D3DF" w:sz="4"/>
@@ -585,31 +585,31 @@
         </w:tc>
         <w:tc>
           <w:tcPr>
-            <w:tcW w:type="dxa" w:w="6939"/>
-            <w:tcBorders>
-              <w:top w:val="single" w:color="C9D3DF" w:sz="4"/>
-              <w:left w:val="single" w:color="C9D3DF" w:sz="4"/>
-              <w:bottom w:val="single" w:color="C9D3DF" w:sz="4"/>
-              <w:right w:val="single" w:color="C9D3DF" w:sz="4"/>
-            </w:tcBorders>
-            <w:tcMar>
-              <w:top w:type="dxa" w:w="50"/>
-              <w:left w:type="dxa" w:w="80"/>
-              <w:bottom w:type="dxa" w:w="50"/>
-              <w:right w:type="dxa" w:w="80"/>
-            </w:tcMar>
-          </w:tcPr>
-          <w:p>
-            <w:pPr>
-              <w:jc w:val="left"/>
-            </w:pPr>
-            <w:r>
-              <w:rPr>
-                <w:rFonts w:ascii="Malgun Gothic" w:cs="Malgun Gothic" w:eastAsia="Malgun Gothic" w:hAnsi="Malgun Gothic"/>
-                <w:sz w:val="17"/>
-                <w:szCs w:val="17"/>
-              </w:rPr>
-              <w:t xml:space="preserve">OpenAI GPT-4.1 mini(도구 호출·답 문장 작성), 연결 실패 시 규칙 기반 안내로 자동 전환</w:t>
+            <w:tcW w:type="dxa" w:w="6965"/>
+            <w:tcBorders>
+              <w:top w:val="single" w:color="C9D3DF" w:sz="4"/>
+              <w:left w:val="single" w:color="C9D3DF" w:sz="4"/>
+              <w:bottom w:val="single" w:color="C9D3DF" w:sz="4"/>
+              <w:right w:val="single" w:color="C9D3DF" w:sz="4"/>
+            </w:tcBorders>
+            <w:tcMar>
+              <w:top w:type="dxa" w:w="50"/>
+              <w:left w:type="dxa" w:w="80"/>
+              <w:bottom w:type="dxa" w:w="50"/>
+              <w:right w:type="dxa" w:w="80"/>
+            </w:tcMar>
+          </w:tcPr>
+          <w:p>
+            <w:pPr>
+              <w:jc w:val="left"/>
+            </w:pPr>
+            <w:r>
+              <w:rPr>
+                <w:rFonts w:ascii="Malgun Gothic" w:cs="Malgun Gothic" w:eastAsia="Malgun Gothic" w:hAnsi="Malgun Gothic"/>
+                <w:sz w:val="17"/>
+                <w:szCs w:val="17"/>
+              </w:rPr>
+              <w:t xml:space="preserve">앱: OpenAI GPT-4.1 mini(도구 호출·답 문장 작성, 연결 실패 시 규칙 기반 안내로 자동 전환) / 개발 보조: Claude Opus 5.5(추론 수준 중간)·GPT</w:t>
             </w:r>
           </w:p>
         </w:tc>
@@ -621,7 +621,7 @@
         </w:trPr>
         <w:tc>
           <w:tcPr>
-            <w:tcW w:type="dxa" w:w="3265"/>
+            <w:tcW w:type="dxa" w:w="3239"/>
             <w:tcBorders>
               <w:top w:val="single" w:color="C9D3DF" w:sz="4"/>
               <w:left w:val="single" w:color="C9D3DF" w:sz="4"/>
@@ -651,7 +651,7 @@
         </w:tc>
         <w:tc>
           <w:tcPr>
-            <w:tcW w:type="dxa" w:w="6939"/>
+            <w:tcW w:type="dxa" w:w="6965"/>
             <w:tcBorders>
               <w:top w:val="single" w:color="C9D3DF" w:sz="4"/>
               <w:left w:val="single" w:color="C9D3DF" w:sz="4"/>
@@ -687,7 +687,7 @@
         </w:trPr>
         <w:tc>
           <w:tcPr>
-            <w:tcW w:type="dxa" w:w="3265"/>
+            <w:tcW w:type="dxa" w:w="3239"/>
             <w:tcBorders>
               <w:top w:val="single" w:color="C9D3DF" w:sz="4"/>
               <w:left w:val="single" w:color="C9D3DF" w:sz="4"/>
@@ -717,7 +717,7 @@
         </w:tc>
         <w:tc>
           <w:tcPr>
-            <w:tcW w:type="dxa" w:w="6939"/>
+            <w:tcW w:type="dxa" w:w="6965"/>
             <w:tcBorders>
               <w:top w:val="single" w:color="C9D3DF" w:sz="4"/>
               <w:left w:val="single" w:color="C9D3DF" w:sz="4"/>
@@ -753,7 +753,7 @@
         </w:trPr>
         <w:tc>
           <w:tcPr>
-            <w:tcW w:type="dxa" w:w="3265"/>
+            <w:tcW w:type="dxa" w:w="3239"/>
             <w:tcBorders>
               <w:top w:val="single" w:color="C9D3DF" w:sz="4"/>
               <w:left w:val="single" w:color="C9D3DF" w:sz="4"/>
@@ -783,7 +783,7 @@
         </w:tc>
         <w:tc>
           <w:tcPr>
-            <w:tcW w:type="dxa" w:w="6939"/>
+            <w:tcW w:type="dxa" w:w="6965"/>
             <w:tcBorders>
               <w:top w:val="single" w:color="C9D3DF" w:sz="4"/>
               <w:left w:val="single" w:color="C9D3DF" w:sz="4"/>
@@ -819,7 +819,7 @@
         </w:trPr>
         <w:tc>
           <w:tcPr>
-            <w:tcW w:type="dxa" w:w="3265"/>
+            <w:tcW w:type="dxa" w:w="3239"/>
             <w:tcBorders>
               <w:top w:val="single" w:color="C9D3DF" w:sz="4"/>
               <w:left w:val="single" w:color="C9D3DF" w:sz="4"/>
@@ -849,7 +849,7 @@
         </w:tc>
         <w:tc>
           <w:tcPr>
-            <w:tcW w:type="dxa" w:w="6939"/>
+            <w:tcW w:type="dxa" w:w="6965"/>
             <w:tcBorders>
               <w:top w:val="single" w:color="C9D3DF" w:sz="4"/>
               <w:left w:val="single" w:color="C9D3DF" w:sz="4"/>
@@ -885,7 +885,7 @@
         </w:trPr>
         <w:tc>
           <w:tcPr>
-            <w:tcW w:type="dxa" w:w="3265"/>
+            <w:tcW w:type="dxa" w:w="3239"/>
             <w:tcBorders>
               <w:top w:val="single" w:color="C9D3DF" w:sz="4"/>
               <w:left w:val="single" w:color="C9D3DF" w:sz="4"/>
@@ -915,7 +915,7 @@
         </w:tc>
         <w:tc>
           <w:tcPr>
-            <w:tcW w:type="dxa" w:w="6939"/>
+            <w:tcW w:type="dxa" w:w="6965"/>
             <w:tcBorders>
               <w:top w:val="single" w:color="C9D3DF" w:sz="4"/>
               <w:left w:val="single" w:color="C9D3DF" w:sz="4"/>
@@ -951,7 +951,7 @@
         </w:trPr>
         <w:tc>
           <w:tcPr>
-            <w:tcW w:type="dxa" w:w="3265"/>
+            <w:tcW w:type="dxa" w:w="3239"/>
             <w:tcBorders>
               <w:top w:val="single" w:color="C9D3DF" w:sz="4"/>
               <w:left w:val="single" w:color="C9D3DF" w:sz="4"/>
@@ -981,7 +981,7 @@
         </w:tc>
         <w:tc>
           <w:tcPr>
-            <w:tcW w:type="dxa" w:w="6939"/>
+            <w:tcW w:type="dxa" w:w="6965"/>
             <w:tcBorders>
               <w:top w:val="single" w:color="C9D3DF" w:sz="4"/>
               <w:left w:val="single" w:color="C9D3DF" w:sz="4"/>
@@ -1017,7 +1017,7 @@
         </w:trPr>
         <w:tc>
           <w:tcPr>
-            <w:tcW w:type="dxa" w:w="3265"/>
+            <w:tcW w:type="dxa" w:w="3239"/>
             <w:tcBorders>
               <w:top w:val="single" w:color="C9D3DF" w:sz="4"/>
               <w:left w:val="single" w:color="C9D3DF" w:sz="4"/>
@@ -1047,7 +1047,7 @@
         </w:tc>
         <w:tc>
           <w:tcPr>
-            <w:tcW w:type="dxa" w:w="6939"/>
+            <w:tcW w:type="dxa" w:w="6965"/>
             <w:tcBorders>
               <w:top w:val="single" w:color="C9D3DF" w:sz="4"/>
               <w:left w:val="single" w:color="C9D3DF" w:sz="4"/>
@@ -1091,7 +1091,7 @@
         </w:trPr>
         <w:tc>
           <w:tcPr>
-            <w:tcW w:type="dxa" w:w="3265"/>
+            <w:tcW w:type="dxa" w:w="3239"/>
             <w:tcBorders>
               <w:top w:val="single" w:color="C9D3DF" w:sz="4"/>
               <w:left w:val="single" w:color="C9D3DF" w:sz="4"/>
@@ -1121,7 +1121,7 @@
         </w:tc>
         <w:tc>
           <w:tcPr>
-            <w:tcW w:type="dxa" w:w="6939"/>
+            <w:tcW w:type="dxa" w:w="6965"/>
             <w:tcBorders>
               <w:top w:val="single" w:color="C9D3DF" w:sz="4"/>
               <w:left w:val="single" w:color="C9D3DF" w:sz="4"/>
@@ -1147,7 +1147,7 @@
               </w:rPr>
               <w:t xml:space="preserve">저장소 </w:t>
             </w:r>
-            <w:hyperlink w:history="1" r:id="rId8mtds8a84b9w2d3vniejb">
+            <w:hyperlink w:history="1" r:id="rIdodboop9yzakwmiffdwzx-">
               <w:r>
                 <w:rPr>
                   <w:rStyle w:val="Hyperlink"/>
@@ -1166,7 +1166,7 @@
               </w:rPr>
               <w:t xml:space="preserve"> (main, 공개) · 실행 streamlit run app.py · 배포 앱 </w:t>
             </w:r>
-            <w:hyperlink w:history="1" r:id="rIdhco6v4_3gow3bgjddrf8q">
+            <w:hyperlink w:history="1" r:id="rIdwglft2fsnqnurarlbptc9">
               <w:r>
                 <w:rPr>
                   <w:rStyle w:val="Hyperlink"/>
@@ -1195,7 +1195,7 @@
         </w:trPr>
         <w:tc>
           <w:tcPr>
-            <w:tcW w:type="dxa" w:w="3265"/>
+            <w:tcW w:type="dxa" w:w="3239"/>
             <w:tcBorders>
               <w:top w:val="single" w:color="C9D3DF" w:sz="4"/>
               <w:left w:val="single" w:color="C9D3DF" w:sz="4"/>
@@ -1225,31 +1225,31 @@
         </w:tc>
         <w:tc>
           <w:tcPr>
-            <w:tcW w:type="dxa" w:w="6939"/>
-            <w:tcBorders>
-              <w:top w:val="single" w:color="C9D3DF" w:sz="4"/>
-              <w:left w:val="single" w:color="C9D3DF" w:sz="4"/>
-              <w:bottom w:val="single" w:color="C9D3DF" w:sz="4"/>
-              <w:right w:val="single" w:color="C9D3DF" w:sz="4"/>
-            </w:tcBorders>
-            <w:tcMar>
-              <w:top w:type="dxa" w:w="50"/>
-              <w:left w:type="dxa" w:w="80"/>
-              <w:bottom w:type="dxa" w:w="50"/>
-              <w:right w:type="dxa" w:w="80"/>
-            </w:tcMar>
-          </w:tcPr>
-          <w:p>
-            <w:pPr>
-              <w:jc w:val="left"/>
-            </w:pPr>
-            <w:r>
-              <w:rPr>
-                <w:rFonts w:ascii="Malgun Gothic" w:cs="Malgun Gothic" w:eastAsia="Malgun Gothic" w:hAnsi="Malgun Gothic"/>
-                <w:sz w:val="17"/>
-                <w:szCs w:val="17"/>
-              </w:rPr>
-              <w:t xml:space="preserve">정책: 창원시 인구정책·청년정책 누리집, 창원청년정보플랫폼, 「혜택만 콕! 2026」, 경남바로서비스 등 / 생활 정보: 한국관광공사 대한민국 구석구석, 창원시·창원시설공단 누리집 / 지역말: 국립국어원 우리말샘(CC BY-SA 2.0 KR), 경남방언사전, 디지털창원문화대전 / 접수 창구: 창원시 누리집, 국민신문고, 보건복지부 109, 경남 청년마음단디센터 (항목별 공식 링크·확인일 기록) / 개발 보조 AI: Claude·GPT — 세부는 「출처·AI 활용 신고서」</w:t>
+            <w:tcW w:type="dxa" w:w="6965"/>
+            <w:tcBorders>
+              <w:top w:val="single" w:color="C9D3DF" w:sz="4"/>
+              <w:left w:val="single" w:color="C9D3DF" w:sz="4"/>
+              <w:bottom w:val="single" w:color="C9D3DF" w:sz="4"/>
+              <w:right w:val="single" w:color="C9D3DF" w:sz="4"/>
+            </w:tcBorders>
+            <w:tcMar>
+              <w:top w:type="dxa" w:w="50"/>
+              <w:left w:type="dxa" w:w="80"/>
+              <w:bottom w:type="dxa" w:w="50"/>
+              <w:right w:type="dxa" w:w="80"/>
+            </w:tcMar>
+          </w:tcPr>
+          <w:p>
+            <w:pPr>
+              <w:jc w:val="left"/>
+            </w:pPr>
+            <w:r>
+              <w:rPr>
+                <w:rFonts w:ascii="Malgun Gothic" w:cs="Malgun Gothic" w:eastAsia="Malgun Gothic" w:hAnsi="Malgun Gothic"/>
+                <w:sz w:val="17"/>
+                <w:szCs w:val="17"/>
+              </w:rPr>
+              <w:t xml:space="preserve">정책: 창원시 인구정책·청년정책 누리집, 창원청년정보플랫폼, 「혜택만 콕! 2026」, 경남바로서비스 등 / 생활 정보: 한국관광공사 대한민국 구석구석, 창원시·창원시설공단 누리집 / 지역말: 국립국어원 우리말샘(CC BY-SA 2.0 KR), 경남방언사전, 디지털창원문화대전 / 접수 창구: 창원시 누리집, 국민신문고, 보건복지부 109, 경남 청년마음단디센터 (항목별 공식 링크·확인일 기록) / 개발 보조 AI: Claude Opus 5.5(추론 수준 중간)·GPT, 발표자료 GPT(10/5) — 세부는 「출처·AI 활용 신고서」</w:t>
             </w:r>
           </w:p>
         </w:tc>

--- a/deliverables/technical_description/오이소창원_AI_Agent_기술설명서_20261004.docx
+++ b/deliverables/technical_description/오이소창원_AI_Agent_기술설명서_20261004.docx
@@ -1147,7 +1147,7 @@
               </w:rPr>
               <w:t xml:space="preserve">저장소 </w:t>
             </w:r>
-            <w:hyperlink w:history="1" r:id="rIdodboop9yzakwmiffdwzx-">
+            <w:hyperlink w:history="1" r:id="rIdlojlhqwzuxeaw6m392zjn">
               <w:r>
                 <w:rPr>
                   <w:rStyle w:val="Hyperlink"/>
@@ -1166,7 +1166,7 @@
               </w:rPr>
               <w:t xml:space="preserve"> (main, 공개) · 실행 streamlit run app.py · 배포 앱 </w:t>
             </w:r>
-            <w:hyperlink w:history="1" r:id="rIdwglft2fsnqnurarlbptc9">
+            <w:hyperlink w:history="1" r:id="rId6tync6nwlyx-gamtrngqe">
               <w:r>
                 <w:rPr>
                   <w:rStyle w:val="Hyperlink"/>

--- a/deliverables/technical_description/오이소창원_AI_Agent_기술설명서_20261004.docx
+++ b/deliverables/technical_description/오이소창원_AI_Agent_기술설명서_20261004.docx
@@ -1005,7 +1005,7 @@
                 <w:sz w:val="17"/>
                 <w:szCs w:val="17"/>
               </w:rPr>
-              <w:t xml:space="preserve">TC1 조건 입력→혜택 4·13·0·7건→할 일 저장·복원 통과 / TC2 “받을 수 있는 지원” 도구 호출·검증·공식 링크 통과 / TC3 버스 야경 추천: 검증 장소만, 차량 권장 분리 통과 / TC4 가로등→[높음] 1899-1111, 화재→AI 없이 112·119 통과 / TC5 지역말 문헌 뜻·사전 밖 “별도 확인” 통과 (TC6 범위 밖 질문 거절 포함 PC·모바일 12회 통과, 자동 테스트 127개, 팀 자체 테스트 32번·83건 중 83건 반영, 실사용자 4명 만족도 4.75/5)</w:t>
+              <w:t xml:space="preserve">TC1 조건 입력→혜택 4·13·0·7건→할 일 저장·복원 통과 / TC2 “받을 수 있는 지원” 도구 호출·검증·공식 링크 통과 / TC3 버스 야경 추천: 검증 장소만, 차량 권장 분리 통과 / TC4 가로등→[높음] 1899-1111, 화재→AI 없이 112·119 통과 / TC5 지역말 문헌 뜻·사전 밖 “별도 확인” 통과 (TC6 범위 밖 질문 거절 포함 PC·모바일 12회 통과, 자동 테스트 127개, 팀 자체 테스트 33번·83건 중 83건 반영, 실사용자 4명 만족도 4.75/5)</w:t>
             </w:r>
           </w:p>
         </w:tc>
@@ -1147,7 +1147,7 @@
               </w:rPr>
               <w:t xml:space="preserve">저장소 </w:t>
             </w:r>
-            <w:hyperlink w:history="1" r:id="rIdlojlhqwzuxeaw6m392zjn">
+            <w:hyperlink w:history="1" r:id="rId3igqwayke56snysfepakf">
               <w:r>
                 <w:rPr>
                   <w:rStyle w:val="Hyperlink"/>
@@ -1166,7 +1166,7 @@
               </w:rPr>
               <w:t xml:space="preserve"> (main, 공개) · 실행 streamlit run app.py · 배포 앱 </w:t>
             </w:r>
-            <w:hyperlink w:history="1" r:id="rId6tync6nwlyx-gamtrngqe">
+            <w:hyperlink w:history="1" r:id="rId8bhursktdtsjvq1qyzo8p">
               <w:r>
                 <w:rPr>
                   <w:rStyle w:val="Hyperlink"/>

--- a/deliverables/technical_description/오이소창원_AI_Agent_기술설명서_20261004.docx
+++ b/deliverables/technical_description/오이소창원_AI_Agent_기술설명서_20261004.docx
@@ -64,7 +64,7 @@
           <w:sz w:val="34"/>
           <w:szCs w:val="34"/>
         </w:rPr>
-        <w:t xml:space="preserve">AI Agent 기술설명서 — 오이소창원</w:t>
+        <w:t xml:space="preserve">기술명세서(제출2) · 소스 및 경로(제출3) — 오이소창원</w:t>
       </w:r>
       <w:r>
         <w:drawing>
@@ -125,7 +125,7 @@
           <w:sz w:val="19"/>
           <w:szCs w:val="19"/>
         </w:rPr>
-        <w:t xml:space="preserve">별지 1 · 최종산출물 2(기술명세서)·3(소스코드/저장소) · 2026-10-04</w:t>
+        <w:t xml:space="preserve">별지 1 AI Agent 기술설명서 · 2026-10-05 갱신</w:t>
       </w:r>
     </w:p>
     <w:tbl>
@@ -141,8 +141,8 @@
         </w:tblBorders>
       </w:tblPr>
       <w:tblGrid>
-        <w:gridCol w:w="3239"/>
-        <w:gridCol w:w="6965"/>
+        <w:gridCol w:w="3227"/>
+        <w:gridCol w:w="6977"/>
       </w:tblGrid>
       <w:tr>
         <w:trPr>
@@ -151,7 +151,7 @@
         </w:trPr>
         <w:tc>
           <w:tcPr>
-            <w:tcW w:type="dxa" w:w="3239"/>
+            <w:tcW w:type="dxa" w:w="3227"/>
             <w:tcBorders>
               <w:top w:val="single" w:color="C9D3DF" w:sz="4"/>
               <w:left w:val="single" w:color="C9D3DF" w:sz="4"/>
@@ -185,7 +185,7 @@
         </w:tc>
         <w:tc>
           <w:tcPr>
-            <w:tcW w:type="dxa" w:w="6965"/>
+            <w:tcW w:type="dxa" w:w="6977"/>
             <w:tcBorders>
               <w:top w:val="single" w:color="C9D3DF" w:sz="4"/>
               <w:left w:val="single" w:color="C9D3DF" w:sz="4"/>
@@ -225,7 +225,7 @@
         </w:trPr>
         <w:tc>
           <w:tcPr>
-            <w:tcW w:type="dxa" w:w="3239"/>
+            <w:tcW w:type="dxa" w:w="3227"/>
             <w:tcBorders>
               <w:top w:val="single" w:color="C9D3DF" w:sz="4"/>
               <w:left w:val="single" w:color="C9D3DF" w:sz="4"/>
@@ -255,7 +255,7 @@
         </w:tc>
         <w:tc>
           <w:tcPr>
-            <w:tcW w:type="dxa" w:w="6965"/>
+            <w:tcW w:type="dxa" w:w="6977"/>
             <w:tcBorders>
               <w:top w:val="single" w:color="C9D3DF" w:sz="4"/>
               <w:left w:val="single" w:color="C9D3DF" w:sz="4"/>
@@ -291,7 +291,7 @@
         </w:trPr>
         <w:tc>
           <w:tcPr>
-            <w:tcW w:type="dxa" w:w="3239"/>
+            <w:tcW w:type="dxa" w:w="3227"/>
             <w:tcBorders>
               <w:top w:val="single" w:color="C9D3DF" w:sz="4"/>
               <w:left w:val="single" w:color="C9D3DF" w:sz="4"/>
@@ -321,7 +321,7 @@
         </w:tc>
         <w:tc>
           <w:tcPr>
-            <w:tcW w:type="dxa" w:w="6965"/>
+            <w:tcW w:type="dxa" w:w="6977"/>
             <w:tcBorders>
               <w:top w:val="single" w:color="C9D3DF" w:sz="4"/>
               <w:left w:val="single" w:color="C9D3DF" w:sz="4"/>
@@ -357,7 +357,7 @@
         </w:trPr>
         <w:tc>
           <w:tcPr>
-            <w:tcW w:type="dxa" w:w="3239"/>
+            <w:tcW w:type="dxa" w:w="3227"/>
             <w:tcBorders>
               <w:top w:val="single" w:color="C9D3DF" w:sz="4"/>
               <w:left w:val="single" w:color="C9D3DF" w:sz="4"/>
@@ -387,7 +387,7 @@
         </w:tc>
         <w:tc>
           <w:tcPr>
-            <w:tcW w:type="dxa" w:w="6965"/>
+            <w:tcW w:type="dxa" w:w="6977"/>
             <w:tcBorders>
               <w:top w:val="single" w:color="C9D3DF" w:sz="4"/>
               <w:left w:val="single" w:color="C9D3DF" w:sz="4"/>
@@ -423,7 +423,7 @@
         </w:trPr>
         <w:tc>
           <w:tcPr>
-            <w:tcW w:type="dxa" w:w="3239"/>
+            <w:tcW w:type="dxa" w:w="3227"/>
             <w:tcBorders>
               <w:top w:val="single" w:color="C9D3DF" w:sz="4"/>
               <w:left w:val="single" w:color="C9D3DF" w:sz="4"/>
@@ -453,7 +453,7 @@
         </w:tc>
         <w:tc>
           <w:tcPr>
-            <w:tcW w:type="dxa" w:w="6965"/>
+            <w:tcW w:type="dxa" w:w="6977"/>
             <w:tcBorders>
               <w:top w:val="single" w:color="C9D3DF" w:sz="4"/>
               <w:left w:val="single" w:color="C9D3DF" w:sz="4"/>
@@ -489,7 +489,7 @@
         </w:trPr>
         <w:tc>
           <w:tcPr>
-            <w:tcW w:type="dxa" w:w="3239"/>
+            <w:tcW w:type="dxa" w:w="3227"/>
             <w:tcBorders>
               <w:top w:val="single" w:color="C9D3DF" w:sz="4"/>
               <w:left w:val="single" w:color="C9D3DF" w:sz="4"/>
@@ -519,7 +519,7 @@
         </w:tc>
         <w:tc>
           <w:tcPr>
-            <w:tcW w:type="dxa" w:w="6965"/>
+            <w:tcW w:type="dxa" w:w="6977"/>
             <w:tcBorders>
               <w:top w:val="single" w:color="C9D3DF" w:sz="4"/>
               <w:left w:val="single" w:color="C9D3DF" w:sz="4"/>
@@ -555,7 +555,7 @@
         </w:trPr>
         <w:tc>
           <w:tcPr>
-            <w:tcW w:type="dxa" w:w="3239"/>
+            <w:tcW w:type="dxa" w:w="3227"/>
             <w:tcBorders>
               <w:top w:val="single" w:color="C9D3DF" w:sz="4"/>
               <w:left w:val="single" w:color="C9D3DF" w:sz="4"/>
@@ -585,31 +585,31 @@
         </w:tc>
         <w:tc>
           <w:tcPr>
-            <w:tcW w:type="dxa" w:w="6965"/>
-            <w:tcBorders>
-              <w:top w:val="single" w:color="C9D3DF" w:sz="4"/>
-              <w:left w:val="single" w:color="C9D3DF" w:sz="4"/>
-              <w:bottom w:val="single" w:color="C9D3DF" w:sz="4"/>
-              <w:right w:val="single" w:color="C9D3DF" w:sz="4"/>
-            </w:tcBorders>
-            <w:tcMar>
-              <w:top w:type="dxa" w:w="50"/>
-              <w:left w:type="dxa" w:w="80"/>
-              <w:bottom w:type="dxa" w:w="50"/>
-              <w:right w:type="dxa" w:w="80"/>
-            </w:tcMar>
-          </w:tcPr>
-          <w:p>
-            <w:pPr>
-              <w:jc w:val="left"/>
-            </w:pPr>
-            <w:r>
-              <w:rPr>
-                <w:rFonts w:ascii="Malgun Gothic" w:cs="Malgun Gothic" w:eastAsia="Malgun Gothic" w:hAnsi="Malgun Gothic"/>
-                <w:sz w:val="17"/>
-                <w:szCs w:val="17"/>
-              </w:rPr>
-              <w:t xml:space="preserve">앱: OpenAI GPT-4.1 mini(도구 호출·답 문장 작성, 연결 실패 시 규칙 기반 안내로 자동 전환) / 개발 보조: Claude Opus 5.5(추론 수준 중간)·GPT</w:t>
+            <w:tcW w:type="dxa" w:w="6977"/>
+            <w:tcBorders>
+              <w:top w:val="single" w:color="C9D3DF" w:sz="4"/>
+              <w:left w:val="single" w:color="C9D3DF" w:sz="4"/>
+              <w:bottom w:val="single" w:color="C9D3DF" w:sz="4"/>
+              <w:right w:val="single" w:color="C9D3DF" w:sz="4"/>
+            </w:tcBorders>
+            <w:tcMar>
+              <w:top w:type="dxa" w:w="50"/>
+              <w:left w:type="dxa" w:w="80"/>
+              <w:bottom w:type="dxa" w:w="50"/>
+              <w:right w:type="dxa" w:w="80"/>
+            </w:tcMar>
+          </w:tcPr>
+          <w:p>
+            <w:pPr>
+              <w:jc w:val="left"/>
+            </w:pPr>
+            <w:r>
+              <w:rPr>
+                <w:rFonts w:ascii="Malgun Gothic" w:cs="Malgun Gothic" w:eastAsia="Malgun Gothic" w:hAnsi="Malgun Gothic"/>
+                <w:sz w:val="17"/>
+                <w:szCs w:val="17"/>
+              </w:rPr>
+              <w:t xml:space="preserve">앱: OpenAI GPT-4.1 mini(gpt-4.1-mini, OpenAI API·이용약관, 외부 API라 가중치 미제출 — 도구 호출·답 문장 작성, 연결 실패 시 규칙 기반 안내로 자동 전환) / 개발 보조: Claude Opus 5.5(추론 수준 중간)·GPT, 10/5 UX/UI 개선 ChatGPT(GPT-5.6 Sol)·OpenAI Codex</w:t>
             </w:r>
           </w:p>
         </w:tc>
@@ -621,7 +621,7 @@
         </w:trPr>
         <w:tc>
           <w:tcPr>
-            <w:tcW w:type="dxa" w:w="3239"/>
+            <w:tcW w:type="dxa" w:w="3227"/>
             <w:tcBorders>
               <w:top w:val="single" w:color="C9D3DF" w:sz="4"/>
               <w:left w:val="single" w:color="C9D3DF" w:sz="4"/>
@@ -651,7 +651,7 @@
         </w:tc>
         <w:tc>
           <w:tcPr>
-            <w:tcW w:type="dxa" w:w="6965"/>
+            <w:tcW w:type="dxa" w:w="6977"/>
             <w:tcBorders>
               <w:top w:val="single" w:color="C9D3DF" w:sz="4"/>
               <w:left w:val="single" w:color="C9D3DF" w:sz="4"/>
@@ -687,7 +687,7 @@
         </w:trPr>
         <w:tc>
           <w:tcPr>
-            <w:tcW w:type="dxa" w:w="3239"/>
+            <w:tcW w:type="dxa" w:w="3227"/>
             <w:tcBorders>
               <w:top w:val="single" w:color="C9D3DF" w:sz="4"/>
               <w:left w:val="single" w:color="C9D3DF" w:sz="4"/>
@@ -717,7 +717,7 @@
         </w:tc>
         <w:tc>
           <w:tcPr>
-            <w:tcW w:type="dxa" w:w="6965"/>
+            <w:tcW w:type="dxa" w:w="6977"/>
             <w:tcBorders>
               <w:top w:val="single" w:color="C9D3DF" w:sz="4"/>
               <w:left w:val="single" w:color="C9D3DF" w:sz="4"/>
@@ -753,7 +753,7 @@
         </w:trPr>
         <w:tc>
           <w:tcPr>
-            <w:tcW w:type="dxa" w:w="3239"/>
+            <w:tcW w:type="dxa" w:w="3227"/>
             <w:tcBorders>
               <w:top w:val="single" w:color="C9D3DF" w:sz="4"/>
               <w:left w:val="single" w:color="C9D3DF" w:sz="4"/>
@@ -783,7 +783,7 @@
         </w:tc>
         <w:tc>
           <w:tcPr>
-            <w:tcW w:type="dxa" w:w="6965"/>
+            <w:tcW w:type="dxa" w:w="6977"/>
             <w:tcBorders>
               <w:top w:val="single" w:color="C9D3DF" w:sz="4"/>
               <w:left w:val="single" w:color="C9D3DF" w:sz="4"/>
@@ -819,7 +819,7 @@
         </w:trPr>
         <w:tc>
           <w:tcPr>
-            <w:tcW w:type="dxa" w:w="3239"/>
+            <w:tcW w:type="dxa" w:w="3227"/>
             <w:tcBorders>
               <w:top w:val="single" w:color="C9D3DF" w:sz="4"/>
               <w:left w:val="single" w:color="C9D3DF" w:sz="4"/>
@@ -849,7 +849,7 @@
         </w:tc>
         <w:tc>
           <w:tcPr>
-            <w:tcW w:type="dxa" w:w="6965"/>
+            <w:tcW w:type="dxa" w:w="6977"/>
             <w:tcBorders>
               <w:top w:val="single" w:color="C9D3DF" w:sz="4"/>
               <w:left w:val="single" w:color="C9D3DF" w:sz="4"/>
@@ -885,7 +885,7 @@
         </w:trPr>
         <w:tc>
           <w:tcPr>
-            <w:tcW w:type="dxa" w:w="3239"/>
+            <w:tcW w:type="dxa" w:w="3227"/>
             <w:tcBorders>
               <w:top w:val="single" w:color="C9D3DF" w:sz="4"/>
               <w:left w:val="single" w:color="C9D3DF" w:sz="4"/>
@@ -915,7 +915,7 @@
         </w:tc>
         <w:tc>
           <w:tcPr>
-            <w:tcW w:type="dxa" w:w="6965"/>
+            <w:tcW w:type="dxa" w:w="6977"/>
             <w:tcBorders>
               <w:top w:val="single" w:color="C9D3DF" w:sz="4"/>
               <w:left w:val="single" w:color="C9D3DF" w:sz="4"/>
@@ -951,7 +951,7 @@
         </w:trPr>
         <w:tc>
           <w:tcPr>
-            <w:tcW w:type="dxa" w:w="3239"/>
+            <w:tcW w:type="dxa" w:w="3227"/>
             <w:tcBorders>
               <w:top w:val="single" w:color="C9D3DF" w:sz="4"/>
               <w:left w:val="single" w:color="C9D3DF" w:sz="4"/>
@@ -981,31 +981,31 @@
         </w:tc>
         <w:tc>
           <w:tcPr>
-            <w:tcW w:type="dxa" w:w="6965"/>
-            <w:tcBorders>
-              <w:top w:val="single" w:color="C9D3DF" w:sz="4"/>
-              <w:left w:val="single" w:color="C9D3DF" w:sz="4"/>
-              <w:bottom w:val="single" w:color="C9D3DF" w:sz="4"/>
-              <w:right w:val="single" w:color="C9D3DF" w:sz="4"/>
-            </w:tcBorders>
-            <w:tcMar>
-              <w:top w:type="dxa" w:w="50"/>
-              <w:left w:type="dxa" w:w="80"/>
-              <w:bottom w:type="dxa" w:w="50"/>
-              <w:right w:type="dxa" w:w="80"/>
-            </w:tcMar>
-          </w:tcPr>
-          <w:p>
-            <w:pPr>
-              <w:jc w:val="left"/>
-            </w:pPr>
-            <w:r>
-              <w:rPr>
-                <w:rFonts w:ascii="Malgun Gothic" w:cs="Malgun Gothic" w:eastAsia="Malgun Gothic" w:hAnsi="Malgun Gothic"/>
-                <w:sz w:val="17"/>
-                <w:szCs w:val="17"/>
-              </w:rPr>
-              <w:t xml:space="preserve">TC1 조건 입력→혜택 4·13·0·7건→할 일 저장·복원 통과 / TC2 “받을 수 있는 지원” 도구 호출·검증·공식 링크 통과 / TC3 버스 야경 추천: 검증 장소만, 차량 권장 분리 통과 / TC4 가로등→[높음] 1899-1111, 화재→AI 없이 112·119 통과 / TC5 지역말 문헌 뜻·사전 밖 “별도 확인” 통과 (TC6 범위 밖 질문 거절 포함 PC·모바일 12회 통과, 자동 테스트 127개, 팀 자체 테스트 33번·83건 중 83건 반영, 실사용자 4명 만족도 4.75/5)</w:t>
+            <w:tcW w:type="dxa" w:w="6977"/>
+            <w:tcBorders>
+              <w:top w:val="single" w:color="C9D3DF" w:sz="4"/>
+              <w:left w:val="single" w:color="C9D3DF" w:sz="4"/>
+              <w:bottom w:val="single" w:color="C9D3DF" w:sz="4"/>
+              <w:right w:val="single" w:color="C9D3DF" w:sz="4"/>
+            </w:tcBorders>
+            <w:tcMar>
+              <w:top w:type="dxa" w:w="50"/>
+              <w:left w:type="dxa" w:w="80"/>
+              <w:bottom w:type="dxa" w:w="50"/>
+              <w:right w:type="dxa" w:w="80"/>
+            </w:tcMar>
+          </w:tcPr>
+          <w:p>
+            <w:pPr>
+              <w:jc w:val="left"/>
+            </w:pPr>
+            <w:r>
+              <w:rPr>
+                <w:rFonts w:ascii="Malgun Gothic" w:cs="Malgun Gothic" w:eastAsia="Malgun Gothic" w:hAnsi="Malgun Gothic"/>
+                <w:sz w:val="17"/>
+                <w:szCs w:val="17"/>
+              </w:rPr>
+              <w:t xml:space="preserve">TC1 조건 입력→혜택 4·13·0·7건→할 일 저장·복원 통과 / TC2 “받을 수 있는 지원” 도구 호출·검증·공식 링크 통과 / TC3 버스 야경 추천: 검증 장소만, 차량 권장 분리 통과 / TC4 가로등→[높음] 1899-1111, 화재→AI 없이 112·119 통과 / TC5 지역말 문헌 뜻·사전 밖 “별도 확인” 통과 (TC6 범위 밖 질문 거절 포함 PC·모바일 12회 통과, 테스트 3종 총 53회: AI 자동 12회·팀 자체 37회(지적 87건 모두 반영)·실사용자 4회(만족도 4.75/5), 단위 테스트 127개)</w:t>
             </w:r>
           </w:p>
         </w:tc>
@@ -1017,7 +1017,7 @@
         </w:trPr>
         <w:tc>
           <w:tcPr>
-            <w:tcW w:type="dxa" w:w="3239"/>
+            <w:tcW w:type="dxa" w:w="3227"/>
             <w:tcBorders>
               <w:top w:val="single" w:color="C9D3DF" w:sz="4"/>
               <w:left w:val="single" w:color="C9D3DF" w:sz="4"/>
@@ -1047,7 +1047,7 @@
         </w:tc>
         <w:tc>
           <w:tcPr>
-            <w:tcW w:type="dxa" w:w="6965"/>
+            <w:tcW w:type="dxa" w:w="6977"/>
             <w:tcBorders>
               <w:top w:val="single" w:color="C9D3DF" w:sz="4"/>
               <w:left w:val="single" w:color="C9D3DF" w:sz="4"/>
@@ -1091,7 +1091,7 @@
         </w:trPr>
         <w:tc>
           <w:tcPr>
-            <w:tcW w:type="dxa" w:w="3239"/>
+            <w:tcW w:type="dxa" w:w="3227"/>
             <w:tcBorders>
               <w:top w:val="single" w:color="C9D3DF" w:sz="4"/>
               <w:left w:val="single" w:color="C9D3DF" w:sz="4"/>
@@ -1121,7 +1121,7 @@
         </w:tc>
         <w:tc>
           <w:tcPr>
-            <w:tcW w:type="dxa" w:w="6965"/>
+            <w:tcW w:type="dxa" w:w="6977"/>
             <w:tcBorders>
               <w:top w:val="single" w:color="C9D3DF" w:sz="4"/>
               <w:left w:val="single" w:color="C9D3DF" w:sz="4"/>
@@ -1147,7 +1147,7 @@
               </w:rPr>
               <w:t xml:space="preserve">저장소 </w:t>
             </w:r>
-            <w:hyperlink w:history="1" r:id="rId3igqwayke56snysfepakf">
+            <w:hyperlink w:history="1" r:id="rIdnzfsu-u-jts7gkfss-xsr">
               <w:r>
                 <w:rPr>
                   <w:rStyle w:val="Hyperlink"/>
@@ -1166,7 +1166,7 @@
               </w:rPr>
               <w:t xml:space="preserve"> (main, 공개) · 실행 streamlit run app.py · 배포 앱 </w:t>
             </w:r>
-            <w:hyperlink w:history="1" r:id="rId8bhursktdtsjvq1qyzo8p">
+            <w:hyperlink w:history="1" r:id="rIdzaslmugrtcdaer2yelkdd">
               <w:r>
                 <w:rPr>
                   <w:rStyle w:val="Hyperlink"/>
@@ -1195,7 +1195,7 @@
         </w:trPr>
         <w:tc>
           <w:tcPr>
-            <w:tcW w:type="dxa" w:w="3239"/>
+            <w:tcW w:type="dxa" w:w="3227"/>
             <w:tcBorders>
               <w:top w:val="single" w:color="C9D3DF" w:sz="4"/>
               <w:left w:val="single" w:color="C9D3DF" w:sz="4"/>
@@ -1225,31 +1225,31 @@
         </w:tc>
         <w:tc>
           <w:tcPr>
-            <w:tcW w:type="dxa" w:w="6965"/>
-            <w:tcBorders>
-              <w:top w:val="single" w:color="C9D3DF" w:sz="4"/>
-              <w:left w:val="single" w:color="C9D3DF" w:sz="4"/>
-              <w:bottom w:val="single" w:color="C9D3DF" w:sz="4"/>
-              <w:right w:val="single" w:color="C9D3DF" w:sz="4"/>
-            </w:tcBorders>
-            <w:tcMar>
-              <w:top w:type="dxa" w:w="50"/>
-              <w:left w:type="dxa" w:w="80"/>
-              <w:bottom w:type="dxa" w:w="50"/>
-              <w:right w:type="dxa" w:w="80"/>
-            </w:tcMar>
-          </w:tcPr>
-          <w:p>
-            <w:pPr>
-              <w:jc w:val="left"/>
-            </w:pPr>
-            <w:r>
-              <w:rPr>
-                <w:rFonts w:ascii="Malgun Gothic" w:cs="Malgun Gothic" w:eastAsia="Malgun Gothic" w:hAnsi="Malgun Gothic"/>
-                <w:sz w:val="17"/>
-                <w:szCs w:val="17"/>
-              </w:rPr>
-              <w:t xml:space="preserve">정책: 창원시 인구정책·청년정책 누리집, 창원청년정보플랫폼, 「혜택만 콕! 2026」, 경남바로서비스 등 / 생활 정보: 한국관광공사 대한민국 구석구석, 창원시·창원시설공단 누리집 / 지역말: 국립국어원 우리말샘(CC BY-SA 2.0 KR), 경남방언사전, 디지털창원문화대전 / 접수 창구: 창원시 누리집, 국민신문고, 보건복지부 109, 경남 청년마음단디센터 (항목별 공식 링크·확인일 기록) / 개발 보조 AI: Claude Opus 5.5(추론 수준 중간)·GPT, 발표자료 GPT(10/5) — 세부는 「출처·AI 활용 신고서」</w:t>
+            <w:tcW w:type="dxa" w:w="6977"/>
+            <w:tcBorders>
+              <w:top w:val="single" w:color="C9D3DF" w:sz="4"/>
+              <w:left w:val="single" w:color="C9D3DF" w:sz="4"/>
+              <w:bottom w:val="single" w:color="C9D3DF" w:sz="4"/>
+              <w:right w:val="single" w:color="C9D3DF" w:sz="4"/>
+            </w:tcBorders>
+            <w:tcMar>
+              <w:top w:type="dxa" w:w="50"/>
+              <w:left w:type="dxa" w:w="80"/>
+              <w:bottom w:type="dxa" w:w="50"/>
+              <w:right w:type="dxa" w:w="80"/>
+            </w:tcMar>
+          </w:tcPr>
+          <w:p>
+            <w:pPr>
+              <w:jc w:val="left"/>
+            </w:pPr>
+            <w:r>
+              <w:rPr>
+                <w:rFonts w:ascii="Malgun Gothic" w:cs="Malgun Gothic" w:eastAsia="Malgun Gothic" w:hAnsi="Malgun Gothic"/>
+                <w:sz w:val="17"/>
+                <w:szCs w:val="17"/>
+              </w:rPr>
+              <w:t xml:space="preserve">정책: 창원시 인구정책·청년정책 누리집, 창원청년정보플랫폼, 「혜택만 콕! 2026」, 경남바로서비스 등 / 생활 정보: 한국관광공사 대한민국 구석구석, 창원시·창원시설공단 누리집 / 지역말: 국립국어원 우리말샘(CC BY-SA 2.0 KR), 경남방언사전, 디지털창원문화대전 / 접수 창구: 창원시 누리집, 국민신문고, 보건복지부 109, 경남 청년마음단디센터 (항목별 공식 링크·확인일 기록) / 개발 보조 AI: Claude Opus 5.5(추론 수준 중간)·GPT, ChatGPT(GPT-5.6 Sol)·OpenAI Codex(10/5 UX/UI), 발표자료 GPT(10/5) — 세부는 「출처·AI 활용 신고서」</w:t>
             </w:r>
           </w:p>
         </w:tc>

--- a/deliverables/technical_description/오이소창원_AI_Agent_기술설명서_20261004.docx
+++ b/deliverables/technical_description/오이소창원_AI_Agent_기술설명서_20261004.docx
@@ -1005,7 +1005,7 @@
                 <w:sz w:val="17"/>
                 <w:szCs w:val="17"/>
               </w:rPr>
-              <w:t xml:space="preserve">TC1 조건 입력→혜택 4·13·0·7건→할 일 저장·복원 통과 / TC2 “받을 수 있는 지원” 도구 호출·검증·공식 링크 통과 / TC3 버스 야경 추천: 검증 장소만, 차량 권장 분리 통과 / TC4 가로등→[높음] 1899-1111, 화재→AI 없이 112·119 통과 / TC5 지역말 문헌 뜻·사전 밖 “별도 확인” 통과 (TC6 범위 밖 질문 거절 포함 PC·모바일 12회 통과, 테스트 3종 총 53회: AI 자동 12회·팀 자체 37회(지적 87건 모두 반영)·실사용자 4회(만족도 4.75/5), 단위 테스트 127개)</w:t>
+              <w:t xml:space="preserve">TC1 조건 입력→혜택 4·13·0·7건→할 일 저장·복원 통과 / TC2 “받을 수 있는 지원” 도구 호출·검증·공식 링크 통과 / TC3 버스 야경 추천: 검증 장소만, 차량 권장 분리 통과 / TC4 가로등→[높음] 1899-1111, 화재→AI 없이 112·119 통과 / TC5 지역말 문헌 뜻·사전 밖 “별도 확인” 통과 (TC6 범위 밖 질문 거절 포함 PC·모바일 12회 통과, 테스트 3종 총 54회: AI 자동 12회·팀 자체 38회(지적 88건 모두 반영)·실사용자 4회(만족도 4.75/5), 단위 테스트 127개)</w:t>
             </w:r>
           </w:p>
         </w:tc>
@@ -1147,7 +1147,7 @@
               </w:rPr>
               <w:t xml:space="preserve">저장소 </w:t>
             </w:r>
-            <w:hyperlink w:history="1" r:id="rIdnzfsu-u-jts7gkfss-xsr">
+            <w:hyperlink w:history="1" r:id="rIdo06-uvdoeghs8v9verfd3">
               <w:r>
                 <w:rPr>
                   <w:rStyle w:val="Hyperlink"/>
@@ -1166,7 +1166,7 @@
               </w:rPr>
               <w:t xml:space="preserve"> (main, 공개) · 실행 streamlit run app.py · 배포 앱 </w:t>
             </w:r>
-            <w:hyperlink w:history="1" r:id="rIdzaslmugrtcdaer2yelkdd">
+            <w:hyperlink w:history="1" r:id="rIdnpw9scdss796kp2oguzkh">
               <w:r>
                 <w:rPr>
                   <w:rStyle w:val="Hyperlink"/>
